--- a/Rapports_mensuels/Mois2026_01/ipc_note_10_ar_2026_01.docx
+++ b/Rapports_mensuels/Mois2026_01/ipc_note_10_ar_2026_01.docx
@@ -37,7 +37,7 @@
         <w:pStyle w:val="ipccorps"/>
       </w:pPr>
       <w:r>
-        <w:t xml:space="preserve">على المستوى الشهري انخفض الرقم الاستدلالي للمواد ىالغذائية ب -0.5% في شهر يناير 2026 مقارنة بشهر دجنبر .2025 ويعزى ذلك الى انخفاض أثمان .</w:t>
+        <w:t xml:space="preserve">على المستوى الشهري انخفض الرقم الاستدلالي للمواد الغذائية ب -0.5% في شهر يناير 2026 مقارنة بشهر دجنبر .2025 ويعزى ذلك الى انخفاض أثمان .</w:t>
       </w:r>
       <w:r>
         <w:rPr>
@@ -1461,7 +1461,7 @@
                 <w:szCs w:val="16"/>
                 <w:color w:val="000000"/>
               </w:rPr>
-              <w:t xml:space="preserve">-2,2</w:t>
+              <w:t xml:space="preserve">-2,5</w:t>
             </w:r>
           </w:p>
         </w:tc>
@@ -1515,7 +1515,7 @@
                 <w:szCs w:val="16"/>
                 <w:color w:val="000000"/>
               </w:rPr>
-              <w:t xml:space="preserve">-0,8</w:t>
+              <w:t xml:space="preserve">-2,5</w:t>
             </w:r>
           </w:p>
         </w:tc>
@@ -1569,7 +1569,7 @@
                 <w:szCs w:val="16"/>
                 <w:color w:val="000000"/>
               </w:rPr>
-              <w:t xml:space="preserve">0,8</w:t>
+              <w:t xml:space="preserve">-0,5</w:t>
             </w:r>
           </w:p>
         </w:tc>
@@ -1623,7 +1623,7 @@
                 <w:szCs w:val="16"/>
                 <w:color w:val="000000"/>
               </w:rPr>
-              <w:t xml:space="preserve">129,2</w:t>
+              <w:t xml:space="preserve">127,7</w:t>
             </w:r>
           </w:p>
         </w:tc>
@@ -1677,7 +1677,7 @@
                 <w:szCs w:val="16"/>
                 <w:color w:val="000000"/>
               </w:rPr>
-              <w:t xml:space="preserve">128,2</w:t>
+              <w:t xml:space="preserve">128,3</w:t>
             </w:r>
           </w:p>
         </w:tc>
@@ -1731,7 +1731,7 @@
                 <w:szCs w:val="16"/>
                 <w:color w:val="000000"/>
               </w:rPr>
-              <w:t xml:space="preserve">128,6</w:t>
+              <w:t xml:space="preserve">129,2</w:t>
             </w:r>
           </w:p>
         </w:tc>
@@ -1785,7 +1785,7 @@
                 <w:szCs w:val="16"/>
                 <w:color w:val="000000"/>
               </w:rPr>
-              <w:t xml:space="preserve">130,3</w:t>
+              <w:t xml:space="preserve">131,0</w:t>
             </w:r>
           </w:p>
         </w:tc>
@@ -1839,7 +1839,7 @@
                 <w:szCs w:val="16"/>
                 <w:color w:val="000000"/>
               </w:rPr>
-              <w:t xml:space="preserve">132,1</w:t>
+              <w:t xml:space="preserve">131,0</w:t>
             </w:r>
           </w:p>
         </w:tc>
@@ -1893,7 +1893,7 @@
                 <w:szCs w:val="16"/>
                 <w:color w:val="000000"/>
               </w:rPr>
-              <w:t xml:space="preserve">39,009</w:t>
+              <w:t xml:space="preserve">36,115</w:t>
             </w:r>
           </w:p>
         </w:tc>
@@ -2007,7 +2007,7 @@
                 <w:szCs w:val="16"/>
                 <w:color w:val="000000"/>
               </w:rPr>
-              <w:t xml:space="preserve">-2,4</w:t>
+              <w:t xml:space="preserve">-2,8</w:t>
             </w:r>
           </w:p>
         </w:tc>
@@ -2061,7 +2061,7 @@
                 <w:szCs w:val="16"/>
                 <w:color w:val="000000"/>
               </w:rPr>
-              <w:t xml:space="preserve">-1,0</w:t>
+              <w:t xml:space="preserve">-2,8</w:t>
             </w:r>
           </w:p>
         </w:tc>
@@ -2115,7 +2115,7 @@
                 <w:szCs w:val="16"/>
                 <w:color w:val="000000"/>
               </w:rPr>
-              <w:t xml:space="preserve">0,7</w:t>
+              <w:t xml:space="preserve">-0,6</w:t>
             </w:r>
           </w:p>
         </w:tc>
@@ -2169,7 +2169,7 @@
                 <w:szCs w:val="16"/>
                 <w:color w:val="000000"/>
               </w:rPr>
-              <w:t xml:space="preserve">128,4</w:t>
+              <w:t xml:space="preserve">126,8</w:t>
             </w:r>
           </w:p>
         </w:tc>
@@ -2223,7 +2223,7 @@
                 <w:szCs w:val="16"/>
                 <w:color w:val="000000"/>
               </w:rPr>
-              <w:t xml:space="preserve">127,5</w:t>
+              <w:t xml:space="preserve">127,6</w:t>
             </w:r>
           </w:p>
         </w:tc>
@@ -2277,7 +2277,7 @@
                 <w:szCs w:val="16"/>
                 <w:color w:val="000000"/>
               </w:rPr>
-              <w:t xml:space="preserve">127,9</w:t>
+              <w:t xml:space="preserve">128,5</w:t>
             </w:r>
           </w:p>
         </w:tc>
@@ -2331,7 +2331,7 @@
                 <w:szCs w:val="16"/>
                 <w:color w:val="000000"/>
               </w:rPr>
-              <w:t xml:space="preserve">129,7</w:t>
+              <w:t xml:space="preserve">130,4</w:t>
             </w:r>
           </w:p>
         </w:tc>
@@ -2385,7 +2385,7 @@
                 <w:szCs w:val="16"/>
                 <w:color w:val="000000"/>
               </w:rPr>
-              <w:t xml:space="preserve">131,6</w:t>
+              <w:t xml:space="preserve">130,5</w:t>
             </w:r>
           </w:p>
         </w:tc>
@@ -2439,7 +2439,7 @@
                 <w:szCs w:val="16"/>
                 <w:color w:val="000000"/>
               </w:rPr>
-              <w:t xml:space="preserve">37,502</w:t>
+              <w:t xml:space="preserve">34,708</w:t>
             </w:r>
           </w:p>
         </w:tc>
@@ -2715,7 +2715,7 @@
                 <w:szCs w:val="16"/>
                 <w:color w:val="000000"/>
               </w:rPr>
-              <w:t xml:space="preserve">149,3</w:t>
+              <w:t xml:space="preserve">149,7</w:t>
             </w:r>
           </w:p>
         </w:tc>
@@ -2769,7 +2769,7 @@
                 <w:szCs w:val="16"/>
                 <w:color w:val="000000"/>
               </w:rPr>
-              <w:t xml:space="preserve">145,0</w:t>
+              <w:t xml:space="preserve">145,4</w:t>
             </w:r>
           </w:p>
         </w:tc>
@@ -2823,7 +2823,7 @@
                 <w:szCs w:val="16"/>
                 <w:color w:val="000000"/>
               </w:rPr>
-              <w:t xml:space="preserve">145,0</w:t>
+              <w:t xml:space="preserve">145,4</w:t>
             </w:r>
           </w:p>
         </w:tc>
@@ -2877,7 +2877,7 @@
                 <w:szCs w:val="16"/>
                 <w:color w:val="000000"/>
               </w:rPr>
-              <w:t xml:space="preserve">145,0</w:t>
+              <w:t xml:space="preserve">145,4</w:t>
             </w:r>
           </w:p>
         </w:tc>
@@ -2931,7 +2931,7 @@
                 <w:szCs w:val="16"/>
                 <w:color w:val="000000"/>
               </w:rPr>
-              <w:t xml:space="preserve">144,0</w:t>
+              <w:t xml:space="preserve">144,4</w:t>
             </w:r>
           </w:p>
         </w:tc>
@@ -2985,7 +2985,7 @@
                 <w:szCs w:val="16"/>
                 <w:color w:val="000000"/>
               </w:rPr>
-              <w:t xml:space="preserve">1,507</w:t>
+              <w:t xml:space="preserve">1,407</w:t>
             </w:r>
           </w:p>
         </w:tc>
@@ -3099,7 +3099,7 @@
                 <w:szCs w:val="16"/>
                 <w:color w:val="000000"/>
               </w:rPr>
-              <w:t xml:space="preserve">0,4</w:t>
+              <w:t xml:space="preserve">0,9</w:t>
             </w:r>
           </w:p>
         </w:tc>
@@ -3153,7 +3153,7 @@
                 <w:szCs w:val="16"/>
                 <w:color w:val="000000"/>
               </w:rPr>
-              <w:t xml:space="preserve">-0,1</w:t>
+              <w:t xml:space="preserve">0,4</w:t>
             </w:r>
           </w:p>
         </w:tc>
@@ -3207,7 +3207,7 @@
                 <w:szCs w:val="16"/>
                 <w:color w:val="000000"/>
               </w:rPr>
-              <w:t xml:space="preserve">-0,2</w:t>
+              <w:t xml:space="preserve">0,0</w:t>
             </w:r>
           </w:p>
         </w:tc>
@@ -3261,7 +3261,7 @@
                 <w:szCs w:val="16"/>
                 <w:color w:val="000000"/>
               </w:rPr>
-              <w:t xml:space="preserve">112,4</w:t>
+              <w:t xml:space="preserve">112,8</w:t>
             </w:r>
           </w:p>
         </w:tc>
@@ -3315,7 +3315,7 @@
                 <w:szCs w:val="16"/>
                 <w:color w:val="000000"/>
               </w:rPr>
-              <w:t xml:space="preserve">112,6</w:t>
+              <w:t xml:space="preserve">112,8</w:t>
             </w:r>
           </w:p>
         </w:tc>
@@ -3369,7 +3369,7 @@
                 <w:szCs w:val="16"/>
                 <w:color w:val="000000"/>
               </w:rPr>
-              <w:t xml:space="preserve">112,5</w:t>
+              <w:t xml:space="preserve">112,7</w:t>
             </w:r>
           </w:p>
         </w:tc>
@@ -3423,7 +3423,7 @@
                 <w:szCs w:val="16"/>
                 <w:color w:val="000000"/>
               </w:rPr>
-              <w:t xml:space="preserve">112,5</w:t>
+              <w:t xml:space="preserve">112,4</w:t>
             </w:r>
           </w:p>
         </w:tc>
@@ -3477,7 +3477,7 @@
                 <w:szCs w:val="16"/>
                 <w:color w:val="000000"/>
               </w:rPr>
-              <w:t xml:space="preserve">112,0</w:t>
+              <w:t xml:space="preserve">111,8</w:t>
             </w:r>
           </w:p>
         </w:tc>
@@ -3531,7 +3531,7 @@
                 <w:szCs w:val="16"/>
                 <w:color w:val="000000"/>
               </w:rPr>
-              <w:t xml:space="preserve">60,991</w:t>
+              <w:t xml:space="preserve">63,885</w:t>
             </w:r>
           </w:p>
         </w:tc>
@@ -3645,7 +3645,7 @@
                 <w:szCs w:val="16"/>
                 <w:color w:val="000000"/>
               </w:rPr>
-              <w:t xml:space="preserve">0,9</w:t>
+              <w:t xml:space="preserve">0,8</w:t>
             </w:r>
           </w:p>
         </w:tc>
@@ -3699,7 +3699,7 @@
                 <w:szCs w:val="16"/>
                 <w:color w:val="000000"/>
               </w:rPr>
-              <w:t xml:space="preserve">-0,1</w:t>
+              <w:t xml:space="preserve">0,2</w:t>
             </w:r>
           </w:p>
         </w:tc>
@@ -3753,7 +3753,7 @@
                 <w:szCs w:val="16"/>
                 <w:color w:val="000000"/>
               </w:rPr>
-              <w:t xml:space="preserve">0,0</w:t>
+              <w:t xml:space="preserve">0,1</w:t>
             </w:r>
           </w:p>
         </w:tc>
@@ -3807,7 +3807,7 @@
                 <w:szCs w:val="16"/>
                 <w:color w:val="000000"/>
               </w:rPr>
-              <w:t xml:space="preserve">117,5</w:t>
+              <w:t xml:space="preserve">113,7</w:t>
             </w:r>
           </w:p>
         </w:tc>
@@ -3861,7 +3861,7 @@
                 <w:szCs w:val="16"/>
                 <w:color w:val="000000"/>
               </w:rPr>
-              <w:t xml:space="preserve">117,5</w:t>
+              <w:t xml:space="preserve">113,6</w:t>
             </w:r>
           </w:p>
         </w:tc>
@@ -3915,7 +3915,7 @@
                 <w:szCs w:val="16"/>
                 <w:color w:val="000000"/>
               </w:rPr>
-              <w:t xml:space="preserve">117,4</w:t>
+              <w:t xml:space="preserve">113,6</w:t>
             </w:r>
           </w:p>
         </w:tc>
@@ -3969,7 +3969,7 @@
                 <w:szCs w:val="16"/>
                 <w:color w:val="000000"/>
               </w:rPr>
-              <w:t xml:space="preserve">117,6</w:t>
+              <w:t xml:space="preserve">113,5</w:t>
             </w:r>
           </w:p>
         </w:tc>
@@ -4023,7 +4023,7 @@
                 <w:szCs w:val="16"/>
                 <w:color w:val="000000"/>
               </w:rPr>
-              <w:t xml:space="preserve">116,4</w:t>
+              <w:t xml:space="preserve">112,8</w:t>
             </w:r>
           </w:p>
         </w:tc>
@@ -4077,7 +4077,7 @@
                 <w:szCs w:val="16"/>
                 <w:color w:val="000000"/>
               </w:rPr>
-              <w:t xml:space="preserve">4,323</w:t>
+              <w:t xml:space="preserve">6,449</w:t>
             </w:r>
           </w:p>
         </w:tc>
@@ -4191,7 +4191,7 @@
                 <w:szCs w:val="16"/>
                 <w:color w:val="000000"/>
               </w:rPr>
-              <w:t xml:space="preserve">0,6</w:t>
+              <w:t xml:space="preserve">1,0</w:t>
             </w:r>
           </w:p>
         </w:tc>
@@ -4245,7 +4245,7 @@
                 <w:szCs w:val="16"/>
                 <w:color w:val="000000"/>
               </w:rPr>
-              <w:t xml:space="preserve">0,1</w:t>
+              <w:t xml:space="preserve">0,3</w:t>
             </w:r>
           </w:p>
         </w:tc>
@@ -4299,7 +4299,7 @@
                 <w:szCs w:val="16"/>
                 <w:color w:val="000000"/>
               </w:rPr>
-              <w:t xml:space="preserve">0,0</w:t>
+              <w:t xml:space="preserve">0,1</w:t>
             </w:r>
           </w:p>
         </w:tc>
@@ -4353,7 +4353,7 @@
                 <w:szCs w:val="16"/>
                 <w:color w:val="000000"/>
               </w:rPr>
-              <w:t xml:space="preserve">109,6</w:t>
+              <w:t xml:space="preserve">111,9</w:t>
             </w:r>
           </w:p>
         </w:tc>
@@ -4407,7 +4407,7 @@
                 <w:szCs w:val="16"/>
                 <w:color w:val="000000"/>
               </w:rPr>
-              <w:t xml:space="preserve">109,6</w:t>
+              <w:t xml:space="preserve">111,8</w:t>
             </w:r>
           </w:p>
         </w:tc>
@@ -4461,7 +4461,7 @@
                 <w:szCs w:val="16"/>
                 <w:color w:val="000000"/>
               </w:rPr>
-              <w:t xml:space="preserve">109,5</w:t>
+              <w:t xml:space="preserve">111,7</w:t>
             </w:r>
           </w:p>
         </w:tc>
@@ -4515,7 +4515,7 @@
                 <w:szCs w:val="16"/>
                 <w:color w:val="000000"/>
               </w:rPr>
-              <w:t xml:space="preserve">109,5</w:t>
+              <w:t xml:space="preserve">111,6</w:t>
             </w:r>
           </w:p>
         </w:tc>
@@ -4569,7 +4569,7 @@
                 <w:szCs w:val="16"/>
                 <w:color w:val="000000"/>
               </w:rPr>
-              <w:t xml:space="preserve">108,9</w:t>
+              <w:t xml:space="preserve">110,8</w:t>
             </w:r>
           </w:p>
         </w:tc>
@@ -4623,7 +4623,7 @@
                 <w:szCs w:val="16"/>
                 <w:color w:val="000000"/>
               </w:rPr>
-              <w:t xml:space="preserve">14,575</w:t>
+              <w:t xml:space="preserve">16,656</w:t>
             </w:r>
           </w:p>
         </w:tc>
@@ -4737,7 +4737,7 @@
                 <w:szCs w:val="16"/>
                 <w:color w:val="000000"/>
               </w:rPr>
-              <w:t xml:space="preserve">0,8</w:t>
+              <w:t xml:space="preserve">3,1</w:t>
             </w:r>
           </w:p>
         </w:tc>
@@ -4791,7 +4791,7 @@
                 <w:szCs w:val="16"/>
                 <w:color w:val="000000"/>
               </w:rPr>
-              <w:t xml:space="preserve">0,2</w:t>
+              <w:t xml:space="preserve">0,1</w:t>
             </w:r>
           </w:p>
         </w:tc>
@@ -4899,7 +4899,7 @@
                 <w:szCs w:val="16"/>
                 <w:color w:val="000000"/>
               </w:rPr>
-              <w:t xml:space="preserve">113,2</w:t>
+              <w:t xml:space="preserve">112,5</w:t>
             </w:r>
           </w:p>
         </w:tc>
@@ -4953,7 +4953,7 @@
                 <w:szCs w:val="16"/>
                 <w:color w:val="000000"/>
               </w:rPr>
-              <w:t xml:space="preserve">113,2</w:t>
+              <w:t xml:space="preserve">112,5</w:t>
             </w:r>
           </w:p>
         </w:tc>
@@ -5007,7 +5007,7 @@
                 <w:szCs w:val="16"/>
                 <w:color w:val="000000"/>
               </w:rPr>
-              <w:t xml:space="preserve">113,1</w:t>
+              <w:t xml:space="preserve">112,5</w:t>
             </w:r>
           </w:p>
         </w:tc>
@@ -5061,7 +5061,7 @@
                 <w:szCs w:val="16"/>
                 <w:color w:val="000000"/>
               </w:rPr>
-              <w:t xml:space="preserve">113,0</w:t>
+              <w:t xml:space="preserve">112,4</w:t>
             </w:r>
           </w:p>
         </w:tc>
@@ -5115,7 +5115,7 @@
                 <w:szCs w:val="16"/>
                 <w:color w:val="000000"/>
               </w:rPr>
-              <w:t xml:space="preserve">112,3</w:t>
+              <w:t xml:space="preserve">109,1</w:t>
             </w:r>
           </w:p>
         </w:tc>
@@ -5169,7 +5169,7 @@
                 <w:szCs w:val="16"/>
                 <w:color w:val="000000"/>
               </w:rPr>
-              <w:t xml:space="preserve">4,407</w:t>
+              <w:t xml:space="preserve">4,100</w:t>
             </w:r>
           </w:p>
         </w:tc>
@@ -5283,7 +5283,7 @@
                 <w:szCs w:val="16"/>
                 <w:color w:val="000000"/>
               </w:rPr>
-              <w:t xml:space="preserve">0,3</w:t>
+              <w:t xml:space="preserve">0,0</w:t>
             </w:r>
           </w:p>
         </w:tc>
@@ -5445,7 +5445,7 @@
                 <w:szCs w:val="16"/>
                 <w:color w:val="000000"/>
               </w:rPr>
-              <w:t xml:space="preserve">101,5</w:t>
+              <w:t xml:space="preserve">109,3</w:t>
             </w:r>
           </w:p>
         </w:tc>
@@ -5499,7 +5499,7 @@
                 <w:szCs w:val="16"/>
                 <w:color w:val="000000"/>
               </w:rPr>
-              <w:t xml:space="preserve">101,5</w:t>
+              <w:t xml:space="preserve">109,3</w:t>
             </w:r>
           </w:p>
         </w:tc>
@@ -5553,7 +5553,7 @@
                 <w:szCs w:val="16"/>
                 <w:color w:val="000000"/>
               </w:rPr>
-              <w:t xml:space="preserve">101,5</w:t>
+              <w:t xml:space="preserve">109,3</w:t>
             </w:r>
           </w:p>
         </w:tc>
@@ -5607,7 +5607,7 @@
                 <w:szCs w:val="16"/>
                 <w:color w:val="000000"/>
               </w:rPr>
-              <w:t xml:space="preserve">101,5</w:t>
+              <w:t xml:space="preserve">109,3</w:t>
             </w:r>
           </w:p>
         </w:tc>
@@ -5661,7 +5661,7 @@
                 <w:szCs w:val="16"/>
                 <w:color w:val="000000"/>
               </w:rPr>
-              <w:t xml:space="preserve">101,2</w:t>
+              <w:t xml:space="preserve">109,3</w:t>
             </w:r>
           </w:p>
         </w:tc>
@@ -5715,7 +5715,7 @@
                 <w:szCs w:val="16"/>
                 <w:color w:val="000000"/>
               </w:rPr>
-              <w:t xml:space="preserve">7,741</w:t>
+              <w:t xml:space="preserve">8,218</w:t>
             </w:r>
           </w:p>
         </w:tc>
@@ -5829,7 +5829,7 @@
                 <w:szCs w:val="16"/>
                 <w:color w:val="000000"/>
               </w:rPr>
-              <w:t xml:space="preserve">-2,9</w:t>
+              <w:t xml:space="preserve">-3,3</w:t>
             </w:r>
           </w:p>
         </w:tc>
@@ -5937,7 +5937,7 @@
                 <w:szCs w:val="16"/>
                 <w:color w:val="000000"/>
               </w:rPr>
-              <w:t xml:space="preserve">-1,6</w:t>
+              <w:t xml:space="preserve">-1,7</w:t>
             </w:r>
           </w:p>
         </w:tc>
@@ -5991,7 +5991,7 @@
                 <w:szCs w:val="16"/>
                 <w:color w:val="000000"/>
               </w:rPr>
-              <w:t xml:space="preserve">113,9</w:t>
+              <w:t xml:space="preserve">112,8</w:t>
             </w:r>
           </w:p>
         </w:tc>
@@ -6045,7 +6045,7 @@
                 <w:szCs w:val="16"/>
                 <w:color w:val="000000"/>
               </w:rPr>
-              <w:t xml:space="preserve">115,7</w:t>
+              <w:t xml:space="preserve">114,7</w:t>
             </w:r>
           </w:p>
         </w:tc>
@@ -6099,7 +6099,7 @@
                 <w:szCs w:val="16"/>
                 <w:color w:val="000000"/>
               </w:rPr>
-              <w:t xml:space="preserve">115,8</w:t>
+              <w:t xml:space="preserve">114,7</w:t>
             </w:r>
           </w:p>
         </w:tc>
@@ -6153,7 +6153,7 @@
                 <w:szCs w:val="16"/>
                 <w:color w:val="000000"/>
               </w:rPr>
-              <w:t xml:space="preserve">115,9</w:t>
+              <w:t xml:space="preserve">114,8</w:t>
             </w:r>
           </w:p>
         </w:tc>
@@ -6207,7 +6207,7 @@
                 <w:szCs w:val="16"/>
                 <w:color w:val="000000"/>
               </w:rPr>
-              <w:t xml:space="preserve">117,3</w:t>
+              <w:t xml:space="preserve">116,6</w:t>
             </w:r>
           </w:p>
         </w:tc>
@@ -6261,7 +6261,7 @@
                 <w:szCs w:val="16"/>
                 <w:color w:val="000000"/>
               </w:rPr>
-              <w:t xml:space="preserve">10,040</w:t>
+              <w:t xml:space="preserve">9,751</w:t>
             </w:r>
           </w:p>
         </w:tc>
@@ -6375,7 +6375,7 @@
                 <w:szCs w:val="16"/>
                 <w:color w:val="000000"/>
               </w:rPr>
-              <w:t xml:space="preserve">-0,4</w:t>
+              <w:t xml:space="preserve">-1,9</w:t>
             </w:r>
           </w:p>
         </w:tc>
@@ -6429,7 +6429,7 @@
                 <w:szCs w:val="16"/>
                 <w:color w:val="000000"/>
               </w:rPr>
-              <w:t xml:space="preserve">-0,1</w:t>
+              <w:t xml:space="preserve">0,0</w:t>
             </w:r>
           </w:p>
         </w:tc>
@@ -6483,7 +6483,7 @@
                 <w:szCs w:val="16"/>
                 <w:color w:val="000000"/>
               </w:rPr>
-              <w:t xml:space="preserve">-0,1</w:t>
+              <w:t xml:space="preserve">0,0</w:t>
             </w:r>
           </w:p>
         </w:tc>
@@ -6537,7 +6537,7 @@
                 <w:szCs w:val="16"/>
                 <w:color w:val="000000"/>
               </w:rPr>
-              <w:t xml:space="preserve">103,7</w:t>
+              <w:t xml:space="preserve">101,4</w:t>
             </w:r>
           </w:p>
         </w:tc>
@@ -6591,7 +6591,7 @@
                 <w:szCs w:val="16"/>
                 <w:color w:val="000000"/>
               </w:rPr>
-              <w:t xml:space="preserve">103,8</w:t>
+              <w:t xml:space="preserve">101,4</w:t>
             </w:r>
           </w:p>
         </w:tc>
@@ -6645,7 +6645,7 @@
                 <w:szCs w:val="16"/>
                 <w:color w:val="000000"/>
               </w:rPr>
-              <w:t xml:space="preserve">103,8</w:t>
+              <w:t xml:space="preserve">101,4</w:t>
             </w:r>
           </w:p>
         </w:tc>
@@ -6699,7 +6699,7 @@
                 <w:szCs w:val="16"/>
                 <w:color w:val="000000"/>
               </w:rPr>
-              <w:t xml:space="preserve">103,8</w:t>
+              <w:t xml:space="preserve">101,4</w:t>
             </w:r>
           </w:p>
         </w:tc>
@@ -6753,7 +6753,7 @@
                 <w:szCs w:val="16"/>
                 <w:color w:val="000000"/>
               </w:rPr>
-              <w:t xml:space="preserve">104,1</w:t>
+              <w:t xml:space="preserve">103,4</w:t>
             </w:r>
           </w:p>
         </w:tc>
@@ -6807,7 +6807,7 @@
                 <w:szCs w:val="16"/>
                 <w:color w:val="000000"/>
               </w:rPr>
-              <w:t xml:space="preserve">2,958</w:t>
+              <w:t xml:space="preserve">3,199</w:t>
             </w:r>
           </w:p>
         </w:tc>
@@ -6921,7 +6921,7 @@
                 <w:szCs w:val="16"/>
                 <w:color w:val="000000"/>
               </w:rPr>
-              <w:t xml:space="preserve">-0,4</w:t>
+              <w:t xml:space="preserve">0,4</w:t>
             </w:r>
           </w:p>
         </w:tc>
@@ -6975,7 +6975,7 @@
                 <w:szCs w:val="16"/>
                 <w:color w:val="000000"/>
               </w:rPr>
-              <w:t xml:space="preserve">-0,1</w:t>
+              <w:t xml:space="preserve">0,3</w:t>
             </w:r>
           </w:p>
         </w:tc>
@@ -7029,7 +7029,7 @@
                 <w:szCs w:val="16"/>
                 <w:color w:val="000000"/>
               </w:rPr>
-              <w:t xml:space="preserve">0,0</w:t>
+              <w:t xml:space="preserve">-0,1</w:t>
             </w:r>
           </w:p>
         </w:tc>
@@ -7083,7 +7083,7 @@
                 <w:szCs w:val="16"/>
                 <w:color w:val="000000"/>
               </w:rPr>
-              <w:t xml:space="preserve">104,9</w:t>
+              <w:t xml:space="preserve">105,0</w:t>
             </w:r>
           </w:p>
         </w:tc>
@@ -7137,7 +7137,7 @@
                 <w:szCs w:val="16"/>
                 <w:color w:val="000000"/>
               </w:rPr>
-              <w:t xml:space="preserve">104,9</w:t>
+              <w:t xml:space="preserve">105,1</w:t>
             </w:r>
           </w:p>
         </w:tc>
@@ -7191,7 +7191,7 @@
                 <w:szCs w:val="16"/>
                 <w:color w:val="000000"/>
               </w:rPr>
-              <w:t xml:space="preserve">104,9</w:t>
+              <w:t xml:space="preserve">104,7</w:t>
             </w:r>
           </w:p>
         </w:tc>
@@ -7245,7 +7245,7 @@
                 <w:szCs w:val="16"/>
                 <w:color w:val="000000"/>
               </w:rPr>
-              <w:t xml:space="preserve">105,0</w:t>
+              <w:t xml:space="preserve">104,7</w:t>
             </w:r>
           </w:p>
         </w:tc>
@@ -7299,7 +7299,7 @@
                 <w:szCs w:val="16"/>
                 <w:color w:val="000000"/>
               </w:rPr>
-              <w:t xml:space="preserve">105,3</w:t>
+              <w:t xml:space="preserve">104,6</w:t>
             </w:r>
           </w:p>
         </w:tc>
@@ -7353,7 +7353,7 @@
                 <w:szCs w:val="16"/>
                 <w:color w:val="000000"/>
               </w:rPr>
-              <w:t xml:space="preserve">2,735</w:t>
+              <w:t xml:space="preserve">2,350</w:t>
             </w:r>
           </w:p>
         </w:tc>
@@ -7467,7 +7467,7 @@
                 <w:szCs w:val="16"/>
                 <w:color w:val="000000"/>
               </w:rPr>
-              <w:t xml:space="preserve">2,1</w:t>
+              <w:t xml:space="preserve">2,3</w:t>
             </w:r>
           </w:p>
         </w:tc>
@@ -7629,7 +7629,7 @@
                 <w:szCs w:val="16"/>
                 <w:color w:val="000000"/>
               </w:rPr>
-              <w:t xml:space="preserve">124,4</w:t>
+              <w:t xml:space="preserve">113,4</w:t>
             </w:r>
           </w:p>
         </w:tc>
@@ -7683,7 +7683,7 @@
                 <w:szCs w:val="16"/>
                 <w:color w:val="000000"/>
               </w:rPr>
-              <w:t xml:space="preserve">124,4</w:t>
+              <w:t xml:space="preserve">113,4</w:t>
             </w:r>
           </w:p>
         </w:tc>
@@ -7737,7 +7737,7 @@
                 <w:szCs w:val="16"/>
                 <w:color w:val="000000"/>
               </w:rPr>
-              <w:t xml:space="preserve">124,4</w:t>
+              <w:t xml:space="preserve">113,4</w:t>
             </w:r>
           </w:p>
         </w:tc>
@@ -7791,7 +7791,7 @@
                 <w:szCs w:val="16"/>
                 <w:color w:val="000000"/>
               </w:rPr>
-              <w:t xml:space="preserve">124,4</w:t>
+              <w:t xml:space="preserve">113,4</w:t>
             </w:r>
           </w:p>
         </w:tc>
@@ -7845,7 +7845,7 @@
                 <w:szCs w:val="16"/>
                 <w:color w:val="000000"/>
               </w:rPr>
-              <w:t xml:space="preserve">121,8</w:t>
+              <w:t xml:space="preserve">110,9</w:t>
             </w:r>
           </w:p>
         </w:tc>
@@ -7899,7 +7899,7 @@
                 <w:szCs w:val="16"/>
                 <w:color w:val="000000"/>
               </w:rPr>
-              <w:t xml:space="preserve">5,636</w:t>
+              <w:t xml:space="preserve">5,047</w:t>
             </w:r>
           </w:p>
         </w:tc>
@@ -8013,7 +8013,7 @@
                 <w:szCs w:val="16"/>
                 <w:color w:val="000000"/>
               </w:rPr>
-              <w:t xml:space="preserve">2,3</w:t>
+              <w:t xml:space="preserve">1,1</w:t>
             </w:r>
           </w:p>
         </w:tc>
@@ -8067,7 +8067,7 @@
                 <w:szCs w:val="16"/>
                 <w:color w:val="000000"/>
               </w:rPr>
-              <w:t xml:space="preserve">0,2</w:t>
+              <w:t xml:space="preserve">0,4</w:t>
             </w:r>
           </w:p>
         </w:tc>
@@ -8121,7 +8121,7 @@
                 <w:szCs w:val="16"/>
                 <w:color w:val="000000"/>
               </w:rPr>
-              <w:t xml:space="preserve">-0,2</w:t>
+              <w:t xml:space="preserve">0,4</w:t>
             </w:r>
           </w:p>
         </w:tc>
@@ -8175,7 +8175,7 @@
                 <w:szCs w:val="16"/>
                 <w:color w:val="000000"/>
               </w:rPr>
-              <w:t xml:space="preserve">122,5</w:t>
+              <w:t xml:space="preserve">127,1</w:t>
             </w:r>
           </w:p>
         </w:tc>
@@ -8229,7 +8229,7 @@
                 <w:szCs w:val="16"/>
                 <w:color w:val="000000"/>
               </w:rPr>
-              <w:t xml:space="preserve">122,8</w:t>
+              <w:t xml:space="preserve">126,6</w:t>
             </w:r>
           </w:p>
         </w:tc>
@@ -8283,7 +8283,7 @@
                 <w:szCs w:val="16"/>
                 <w:color w:val="000000"/>
               </w:rPr>
-              <w:t xml:space="preserve">122,2</w:t>
+              <w:t xml:space="preserve">126,6</w:t>
             </w:r>
           </w:p>
         </w:tc>
@@ -8337,7 +8337,7 @@
                 <w:szCs w:val="16"/>
                 <w:color w:val="000000"/>
               </w:rPr>
-              <w:t xml:space="preserve">122,2</w:t>
+              <w:t xml:space="preserve">126,6</w:t>
             </w:r>
           </w:p>
         </w:tc>
@@ -8391,7 +8391,7 @@
                 <w:szCs w:val="16"/>
                 <w:color w:val="000000"/>
               </w:rPr>
-              <w:t xml:space="preserve">119,8</w:t>
+              <w:t xml:space="preserve">125,7</w:t>
             </w:r>
           </w:p>
         </w:tc>
@@ -8445,7 +8445,7 @@
                 <w:szCs w:val="16"/>
                 <w:color w:val="000000"/>
               </w:rPr>
-              <w:t xml:space="preserve">1,461</w:t>
+              <w:t xml:space="preserve">1,280</w:t>
             </w:r>
           </w:p>
         </w:tc>
@@ -8559,7 +8559,7 @@
                 <w:szCs w:val="16"/>
                 <w:color w:val="000000"/>
               </w:rPr>
-              <w:t xml:space="preserve">2,8</w:t>
+              <w:t xml:space="preserve">6,7</w:t>
             </w:r>
           </w:p>
         </w:tc>
@@ -8613,7 +8613,7 @@
                 <w:szCs w:val="16"/>
                 <w:color w:val="000000"/>
               </w:rPr>
-              <w:t xml:space="preserve">1,4</w:t>
+              <w:t xml:space="preserve">4,7</w:t>
             </w:r>
           </w:p>
         </w:tc>
@@ -8667,7 +8667,7 @@
                 <w:szCs w:val="16"/>
                 <w:color w:val="000000"/>
               </w:rPr>
-              <w:t xml:space="preserve">1,0</w:t>
+              <w:t xml:space="preserve">1,8</w:t>
             </w:r>
           </w:p>
         </w:tc>
@@ -8721,7 +8721,7 @@
                 <w:szCs w:val="16"/>
                 <w:color w:val="000000"/>
               </w:rPr>
-              <w:t xml:space="preserve">119,1</w:t>
+              <w:t xml:space="preserve">123,5</w:t>
             </w:r>
           </w:p>
         </w:tc>
@@ -8775,7 +8775,7 @@
                 <w:szCs w:val="16"/>
                 <w:color w:val="000000"/>
               </w:rPr>
-              <w:t xml:space="preserve">117,9</w:t>
+              <w:t xml:space="preserve">121,3</w:t>
             </w:r>
           </w:p>
         </w:tc>
@@ -8829,7 +8829,7 @@
                 <w:szCs w:val="16"/>
                 <w:color w:val="000000"/>
               </w:rPr>
-              <w:t xml:space="preserve">117,8</w:t>
+              <w:t xml:space="preserve">121,0</w:t>
             </w:r>
           </w:p>
         </w:tc>
@@ -8883,7 +8883,7 @@
                 <w:szCs w:val="16"/>
                 <w:color w:val="000000"/>
               </w:rPr>
-              <w:t xml:space="preserve">117,4</w:t>
+              <w:t xml:space="preserve">118,0</w:t>
             </w:r>
           </w:p>
         </w:tc>
@@ -8937,7 +8937,7 @@
                 <w:szCs w:val="16"/>
                 <w:color w:val="000000"/>
               </w:rPr>
-              <w:t xml:space="preserve">115,9</w:t>
+              <w:t xml:space="preserve">115,7</w:t>
             </w:r>
           </w:p>
         </w:tc>
@@ -8991,7 +8991,7 @@
                 <w:szCs w:val="16"/>
                 <w:color w:val="000000"/>
               </w:rPr>
-              <w:t xml:space="preserve">7,115</w:t>
+              <w:t xml:space="preserve">6,835</w:t>
             </w:r>
           </w:p>
         </w:tc>
@@ -9105,7 +9105,7 @@
                 <w:szCs w:val="16"/>
                 <w:color w:val="000000"/>
               </w:rPr>
-              <w:t xml:space="preserve">-0,8</w:t>
+              <w:t xml:space="preserve">-0,5</w:t>
             </w:r>
           </w:p>
         </w:tc>
@@ -9159,7 +9159,7 @@
                 <w:szCs w:val="16"/>
                 <w:color w:val="000000"/>
               </w:rPr>
-              <w:t xml:space="preserve">-0,4</w:t>
+              <w:t xml:space="preserve">-0,8</w:t>
             </w:r>
           </w:p>
         </w:tc>
@@ -9213,7 +9213,7 @@
                 <w:szCs w:val="16"/>
                 <w:color w:val="000000"/>
               </w:rPr>
-              <w:t xml:space="preserve">0,3</w:t>
+              <w:t xml:space="preserve">-0,2</w:t>
             </w:r>
           </w:p>
         </w:tc>
@@ -9267,7 +9267,7 @@
                 <w:szCs w:val="16"/>
                 <w:color w:val="000000"/>
               </w:rPr>
-              <w:t xml:space="preserve">119,0</w:t>
+              <w:t xml:space="preserve">118,3</w:t>
             </w:r>
           </w:p>
         </w:tc>
@@ -9321,7 +9321,7 @@
                 <w:szCs w:val="16"/>
                 <w:color w:val="000000"/>
               </w:rPr>
-              <w:t xml:space="preserve">118,7</w:t>
+              <w:t xml:space="preserve">118,5</w:t>
             </w:r>
           </w:p>
         </w:tc>
@@ -9429,7 +9429,7 @@
                 <w:szCs w:val="16"/>
                 <w:color w:val="000000"/>
               </w:rPr>
-              <w:t xml:space="preserve">119,5</w:t>
+              <w:t xml:space="preserve">119,3</w:t>
             </w:r>
           </w:p>
         </w:tc>
@@ -9483,7 +9483,7 @@
                 <w:szCs w:val="16"/>
                 <w:color w:val="000000"/>
               </w:rPr>
-              <w:t xml:space="preserve">119,9</w:t>
+              <w:t xml:space="preserve">118,9</w:t>
             </w:r>
           </w:p>
         </w:tc>
